--- a/Task_8/Task8_Template.docx
+++ b/Task_8/Task8_Template.docx
@@ -4315,10 +4315,10 @@
         </w:rPr>
         <w:lastRenderedPageBreak/>
         <w:drawing>
-          <wp:inline distT="0" distB="0" distL="0" distR="0" wp14:anchorId="5AA37B90" wp14:editId="51A560F9">
-            <wp:extent cx="5941695" cy="3961130"/>
-            <wp:effectExtent l="0" t="0" r="1905" b="1270"/>
-            <wp:docPr id="2" name="Picture 2"/>
+          <wp:inline distT="0" distB="0" distL="0" distR="0" wp14:anchorId="397A90D2" wp14:editId="17ACE137">
+            <wp:extent cx="5941695" cy="3913505"/>
+            <wp:effectExtent l="0" t="0" r="1905" b="0"/>
+            <wp:docPr id="5" name="Picture 5"/>
             <wp:cNvGraphicFramePr>
               <a:graphicFrameLocks xmlns:a="http://schemas.openxmlformats.org/drawingml/2006/main" noChangeAspect="1"/>
             </wp:cNvGraphicFramePr>
@@ -4326,7 +4326,7 @@
               <a:graphicData uri="http://schemas.openxmlformats.org/drawingml/2006/picture">
                 <pic:pic xmlns:pic="http://schemas.openxmlformats.org/drawingml/2006/picture">
                   <pic:nvPicPr>
-                    <pic:cNvPr id="2" name="Picture 2"/>
+                    <pic:cNvPr id="5" name="Picture 5"/>
                     <pic:cNvPicPr/>
                   </pic:nvPicPr>
                   <pic:blipFill>
@@ -4344,7 +4344,7 @@
                   <pic:spPr>
                     <a:xfrm>
                       <a:off x="0" y="0"/>
-                      <a:ext cx="5941695" cy="3961130"/>
+                      <a:ext cx="5941695" cy="3913505"/>
                     </a:xfrm>
                     <a:prstGeom prst="rect">
                       <a:avLst/>
@@ -4368,21 +4368,20 @@
         <w:ind w:left="1440" w:firstLine="720"/>
       </w:pPr>
       <w:r>
+        <w:lastRenderedPageBreak/>
         <w:t>5. data flow</w:t>
       </w:r>
     </w:p>
-    <w:p/>
-    <w:p/>
     <w:p>
       <w:r>
         <w:rPr>
           <w:noProof/>
         </w:rPr>
         <w:drawing>
-          <wp:inline distT="0" distB="0" distL="0" distR="0" wp14:anchorId="6DDA31FF" wp14:editId="5497CC27">
-            <wp:extent cx="5941695" cy="3961130"/>
-            <wp:effectExtent l="0" t="0" r="1905" b="1270"/>
-            <wp:docPr id="4" name="Picture 4"/>
+          <wp:inline distT="0" distB="0" distL="0" distR="0" wp14:anchorId="79915741" wp14:editId="6D0D9C8D">
+            <wp:extent cx="5941695" cy="6078220"/>
+            <wp:effectExtent l="0" t="0" r="1905" b="0"/>
+            <wp:docPr id="6" name="Picture 6"/>
             <wp:cNvGraphicFramePr>
               <a:graphicFrameLocks xmlns:a="http://schemas.openxmlformats.org/drawingml/2006/main" noChangeAspect="1"/>
             </wp:cNvGraphicFramePr>
@@ -4390,7 +4389,7 @@
               <a:graphicData uri="http://schemas.openxmlformats.org/drawingml/2006/picture">
                 <pic:pic xmlns:pic="http://schemas.openxmlformats.org/drawingml/2006/picture">
                   <pic:nvPicPr>
-                    <pic:cNvPr id="4" name="Picture 4"/>
+                    <pic:cNvPr id="6" name="Picture 6"/>
                     <pic:cNvPicPr/>
                   </pic:nvPicPr>
                   <pic:blipFill>
@@ -4408,7 +4407,7 @@
                   <pic:spPr>
                     <a:xfrm>
                       <a:off x="0" y="0"/>
-                      <a:ext cx="5941695" cy="3961130"/>
+                      <a:ext cx="5941695" cy="6078220"/>
                     </a:xfrm>
                     <a:prstGeom prst="rect">
                       <a:avLst/>
@@ -4424,6 +4423,8 @@
     <w:p/>
     <w:p/>
     <w:p/>
+    <w:p/>
+    <w:p/>
     <w:p>
       <w:pPr>
         <w:pStyle w:val="Heading2"/>
@@ -4554,6 +4555,7 @@
           <w:sz w:val="24"/>
           <w:szCs w:val="24"/>
         </w:rPr>
+        <w:lastRenderedPageBreak/>
         <w:t>This partitioning strategy provides several benefits:</w:t>
       </w:r>
     </w:p>
@@ -4815,21 +4817,11 @@
           <w:pPr>
             <w:pStyle w:val="Footer"/>
           </w:pPr>
-          <w:r>
-            <w:fldChar w:fldCharType="begin"/>
-          </w:r>
-          <w:r>
-            <w:instrText xml:space="preserve"> DOCPROPERTY  Classification  \* MERGEFORMAT </w:instrText>
-          </w:r>
-          <w:r>
-            <w:fldChar w:fldCharType="separate"/>
-          </w:r>
-          <w:r>
-            <w:t>CONFIDENTIAL</w:t>
-          </w:r>
-          <w:r>
-            <w:fldChar w:fldCharType="end"/>
-          </w:r>
+          <w:fldSimple w:instr=" DOCPROPERTY  Classification  \* MERGEFORMAT ">
+            <w:r>
+              <w:t>CONFIDENTIAL</w:t>
+            </w:r>
+          </w:fldSimple>
           <w:r>
             <w:tab/>
           </w:r>
@@ -4895,7 +4887,7 @@
             </wp:anchor>
           </w:drawing>
         </mc:Choice>
-        <mc:Fallback xmlns:w16du="http://schemas.microsoft.com/office/word/2023/wordml/word16du" xmlns:w16sdtdh="http://schemas.microsoft.com/office/word/2020/wordml/sdtdatahash" xmlns:oel="http://schemas.microsoft.com/office/2019/extlst">
+        <mc:Fallback xmlns:oel="http://schemas.microsoft.com/office/2019/extlst" xmlns:w16sdtdh="http://schemas.microsoft.com/office/word/2020/wordml/sdtdatahash" xmlns:w16du="http://schemas.microsoft.com/office/word/2023/wordml/word16du">
           <w:pict>
             <v:line w14:anchorId="2927C80C" id="Straight Connector 21" o:spid="_x0000_s1026" style="position:absolute;z-index:251659264;visibility:visible;mso-wrap-style:square;mso-width-percent:0;mso-height-percent:0;mso-wrap-distance-left:9pt;mso-wrap-distance-top:0;mso-wrap-distance-right:9pt;mso-wrap-distance-bottom:0;mso-position-horizontal:absolute;mso-position-horizontal-relative:text;mso-position-vertical:absolute;mso-position-vertical-relative:text;mso-width-percent:0;mso-height-percent:0;mso-width-relative:margin;mso-height-relative:margin" from="-1.55pt,-1.2pt" to="466.55pt,-1.2pt" o:gfxdata="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" strokecolor="#464547" strokeweight="2pt"/>
           </w:pict>
@@ -4966,21 +4958,11 @@
           <w:pPr>
             <w:pStyle w:val="Footer"/>
           </w:pPr>
-          <w:r>
-            <w:fldChar w:fldCharType="begin"/>
-          </w:r>
-          <w:r>
-            <w:instrText xml:space="preserve"> DOCPROPERTY  Classification  \* MERGEFORMAT </w:instrText>
-          </w:r>
-          <w:r>
-            <w:fldChar w:fldCharType="separate"/>
-          </w:r>
-          <w:r>
-            <w:t>CONFIDENTIAL</w:t>
-          </w:r>
-          <w:r>
-            <w:fldChar w:fldCharType="end"/>
-          </w:r>
+          <w:fldSimple w:instr=" DOCPROPERTY  Classification  \* MERGEFORMAT ">
+            <w:r>
+              <w:t>CONFIDENTIAL</w:t>
+            </w:r>
+          </w:fldSimple>
         </w:p>
       </w:tc>
     </w:tr>
@@ -5044,7 +5026,7 @@
             </wp:anchor>
           </w:drawing>
         </mc:Choice>
-        <mc:Fallback xmlns:w16du="http://schemas.microsoft.com/office/word/2023/wordml/word16du" xmlns:w16sdtdh="http://schemas.microsoft.com/office/word/2020/wordml/sdtdatahash" xmlns:oel="http://schemas.microsoft.com/office/2019/extlst">
+        <mc:Fallback xmlns:oel="http://schemas.microsoft.com/office/2019/extlst" xmlns:w16sdtdh="http://schemas.microsoft.com/office/word/2020/wordml/sdtdatahash" xmlns:w16du="http://schemas.microsoft.com/office/word/2023/wordml/word16du">
           <w:pict>
             <v:line w14:anchorId="753841C6" id="Straight Connector 3" o:spid="_x0000_s1026" style="position:absolute;z-index:251660288;visibility:visible;mso-wrap-style:square;mso-width-percent:0;mso-height-percent:0;mso-wrap-distance-left:9pt;mso-wrap-distance-top:0;mso-wrap-distance-right:9pt;mso-wrap-distance-bottom:0;mso-position-horizontal:absolute;mso-position-horizontal-relative:text;mso-position-vertical:absolute;mso-position-vertical-relative:text;mso-width-percent:0;mso-height-percent:0;mso-width-relative:margin;mso-height-relative:margin" from=".2pt,-27.15pt" to="465.9pt,-27.15pt" o:gfxdata="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" strokecolor="#464547" strokeweight="2pt"/>
           </w:pict>
@@ -5303,7 +5285,7 @@
             </wp:anchor>
           </w:drawing>
         </mc:Choice>
-        <mc:Fallback xmlns:w16du="http://schemas.microsoft.com/office/word/2023/wordml/word16du" xmlns:w16sdtdh="http://schemas.microsoft.com/office/word/2020/wordml/sdtdatahash" xmlns:oel="http://schemas.microsoft.com/office/2019/extlst">
+        <mc:Fallback xmlns:oel="http://schemas.microsoft.com/office/2019/extlst" xmlns:w16sdtdh="http://schemas.microsoft.com/office/word/2020/wordml/sdtdatahash" xmlns:w16du="http://schemas.microsoft.com/office/word/2023/wordml/word16du">
           <w:pict>
             <v:line w14:anchorId="6A4D861F" id="Straight Connector 7" o:spid="_x0000_s1026" style="position:absolute;z-index:251661312;visibility:visible;mso-wrap-style:square;mso-width-percent:0;mso-height-percent:0;mso-wrap-distance-left:9pt;mso-wrap-distance-top:0;mso-wrap-distance-right:9pt;mso-wrap-distance-bottom:0;mso-position-horizontal:absolute;mso-position-horizontal-relative:text;mso-position-vertical:absolute;mso-position-vertical-relative:text;mso-width-percent:0;mso-height-percent:0;mso-width-relative:margin;mso-height-relative:page" from=".45pt,1.05pt" to="469.15pt,1.05pt" o:gfxdata="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" strokecolor="#393737 [814]" strokeweight="2pt">
               <v:stroke joinstyle="miter"/>
@@ -9899,15 +9881,6 @@
 </file>
 
 <file path=customXml/item1.xml><?xml version="1.0" encoding="utf-8"?>
-<?mso-contentType ?>
-<FormTemplates xmlns="http://schemas.microsoft.com/sharepoint/v3/contenttype/forms">
-  <Display>DocumentLibraryForm</Display>
-  <Edit>DocumentLibraryForm</Edit>
-  <New>DocumentLibraryForm</New>
-</FormTemplates>
-</file>
-
-<file path=customXml/item2.xml><?xml version="1.0" encoding="utf-8"?>
 <p:properties xmlns:p="http://schemas.microsoft.com/office/2006/metadata/properties" xmlns:xsi="http://www.w3.org/2001/XMLSchema-instance" xmlns:pc="http://schemas.microsoft.com/office/infopath/2007/PartnerControls">
   <documentManagement>
     <SharedWithUsers xmlns="7f0dcb33-685e-48d8-b644-2ef2786c1229">
@@ -9919,6 +9892,15 @@
     </SharedWithUsers>
   </documentManagement>
 </p:properties>
+</file>
+
+<file path=customXml/item2.xml><?xml version="1.0" encoding="utf-8"?>
+<?mso-contentType ?>
+<FormTemplates xmlns="http://schemas.microsoft.com/sharepoint/v3/contenttype/forms">
+  <Display>DocumentLibraryForm</Display>
+  <Edit>DocumentLibraryForm</Edit>
+  <New>DocumentLibraryForm</New>
+</FormTemplates>
 </file>
 
 <file path=customXml/item3.xml><?xml version="1.0" encoding="utf-8"?>
@@ -10107,19 +10089,19 @@
 </file>
 
 <file path=customXml/itemProps1.xml><?xml version="1.0" encoding="utf-8"?>
-<ds:datastoreItem xmlns:ds="http://schemas.openxmlformats.org/officeDocument/2006/customXml" ds:itemID="{CEAD825D-2413-46BA-BB1F-DCE637B19B0C}">
+<ds:datastoreItem xmlns:ds="http://schemas.openxmlformats.org/officeDocument/2006/customXml" ds:itemID="{E4B4D352-B35B-4B3A-95D2-902933709BD2}">
   <ds:schemaRefs>
-    <ds:schemaRef ds:uri="http://schemas.microsoft.com/sharepoint/v3/contenttype/forms"/>
+    <ds:schemaRef ds:uri="http://schemas.microsoft.com/office/2006/metadata/properties"/>
+    <ds:schemaRef ds:uri="http://schemas.microsoft.com/office/infopath/2007/PartnerControls"/>
+    <ds:schemaRef ds:uri="7f0dcb33-685e-48d8-b644-2ef2786c1229"/>
   </ds:schemaRefs>
 </ds:datastoreItem>
 </file>
 
 <file path=customXml/itemProps2.xml><?xml version="1.0" encoding="utf-8"?>
-<ds:datastoreItem xmlns:ds="http://schemas.openxmlformats.org/officeDocument/2006/customXml" ds:itemID="{E4B4D352-B35B-4B3A-95D2-902933709BD2}">
+<ds:datastoreItem xmlns:ds="http://schemas.openxmlformats.org/officeDocument/2006/customXml" ds:itemID="{CEAD825D-2413-46BA-BB1F-DCE637B19B0C}">
   <ds:schemaRefs>
-    <ds:schemaRef ds:uri="http://schemas.microsoft.com/office/2006/metadata/properties"/>
-    <ds:schemaRef ds:uri="http://schemas.microsoft.com/office/infopath/2007/PartnerControls"/>
-    <ds:schemaRef ds:uri="7f0dcb33-685e-48d8-b644-2ef2786c1229"/>
+    <ds:schemaRef ds:uri="http://schemas.microsoft.com/sharepoint/v3/contenttype/forms"/>
   </ds:schemaRefs>
 </ds:datastoreItem>
 </file>
